--- a/rapports/2026-06-06/EQ24/EQ24_sup_v2/DR_033202050192/83-88-86-28.docx
+++ b/rapports/2026-06-06/EQ24/EQ24_sup_v2/DR_033202050192/83-88-86-28.docx
@@ -297,7 +297,7 @@
           <w:color w:val="1F6FEB"/>
           <w:sz w:val="22"/>
         </w:rPr>
-        <w:t>⚠ INCOHÉRENCES À CORRIGER (36)</w:t>
+        <w:t>⚠ INCOHÉRENCES À CORRIGER (25)</w:t>
       </w:r>
     </w:p>
     <w:tbl>
@@ -1084,816 +1084,6 @@
                 <w:color w:val="16A34A"/>
                 <w:sz w:val="16"/>
               </w:rPr>
-              <w:t>s00q27, s01q03a, s01q03b, s01q03c, s01q00b</w:t>
-            </w:r>
-          </w:p>
-        </w:tc>
-        <w:tc>
-          <w:tcPr>
-            <w:tcW w:type="dxa" w:w="1191"/>
-          </w:tcPr>
-          <w:p>
-            <w:r>
-              <w:rPr>
-                <w:b w:val="0"/>
-                <w:i w:val="0"/>
-                <w:color w:val="64748B"/>
-                <w:sz w:val="16"/>
-              </w:rPr>
-              <w:t>GT-CQ</w:t>
-            </w:r>
-          </w:p>
-        </w:tc>
-        <w:tc>
-          <w:tcPr>
-            <w:tcW w:type="dxa" w:w="4706"/>
-          </w:tcPr>
-          <w:p>
-            <w:r>
-              <w:rPr>
-                <w:b w:val="0"/>
-                <w:i w:val="0"/>
-                <w:sz w:val="17"/>
-              </w:rPr>
-              <w:t>Les informations sur l'acte de naissance (ni Jours, ni mois et ni années) de  MBENE DIA  manquent, s'il vous plait pouvez-vous fournir d'effort pour avoir ces informations.</w:t>
-            </w:r>
-          </w:p>
-        </w:tc>
-      </w:tr>
-      <w:tr>
-        <w:tc>
-          <w:tcPr>
-            <w:tcW w:type="dxa" w:w="964"/>
-          </w:tcPr>
-          <w:p>
-            <w:r>
-              <w:rPr>
-                <w:b/>
-                <w:i w:val="0"/>
-                <w:color w:val="EA580C"/>
-                <w:sz w:val="16"/>
-              </w:rPr>
-              <w:t>Moyenne</w:t>
-            </w:r>
-          </w:p>
-        </w:tc>
-        <w:tc>
-          <w:tcPr>
-            <w:tcW w:type="dxa" w:w="1247"/>
-          </w:tcPr>
-          <w:p>
-            <w:r>
-              <w:rPr>
-                <w:b/>
-                <w:i w:val="0"/>
-                <w:sz w:val="16"/>
-              </w:rPr>
-              <w:t>S01</w:t>
-              <w:br/>
-            </w:r>
-            <w:r>
-              <w:rPr>
-                <w:b w:val="0"/>
-                <w:i w:val="0"/>
-                <w:color w:val="64748B"/>
-                <w:sz w:val="14"/>
-              </w:rPr>
-              <w:t>Démographie</w:t>
-            </w:r>
-          </w:p>
-        </w:tc>
-        <w:tc>
-          <w:tcPr>
-            <w:tcW w:type="dxa" w:w="1531"/>
-          </w:tcPr>
-          <w:p>
-            <w:r>
-              <w:rPr>
-                <w:b/>
-                <w:i w:val="0"/>
-                <w:color w:val="16A34A"/>
-                <w:sz w:val="16"/>
-              </w:rPr>
-              <w:t>s00q27, s01q03a, s01q03b, s01q03c, s01q00b</w:t>
-            </w:r>
-          </w:p>
-        </w:tc>
-        <w:tc>
-          <w:tcPr>
-            <w:tcW w:type="dxa" w:w="1191"/>
-          </w:tcPr>
-          <w:p>
-            <w:r>
-              <w:rPr>
-                <w:b w:val="0"/>
-                <w:i w:val="0"/>
-                <w:color w:val="64748B"/>
-                <w:sz w:val="16"/>
-              </w:rPr>
-              <w:t>GT-CQ</w:t>
-            </w:r>
-          </w:p>
-        </w:tc>
-        <w:tc>
-          <w:tcPr>
-            <w:tcW w:type="dxa" w:w="4706"/>
-          </w:tcPr>
-          <w:p>
-            <w:r>
-              <w:rPr>
-                <w:b w:val="0"/>
-                <w:i w:val="0"/>
-                <w:sz w:val="17"/>
-              </w:rPr>
-              <w:t>Les informations sur l'acte de naissance (ni Jours, ni mois et ni années) de  DAME TOURE  manquent, s'il vous plait pouvez-vous fournir d'effort pour avoir ces informations.</w:t>
-            </w:r>
-          </w:p>
-        </w:tc>
-      </w:tr>
-      <w:tr>
-        <w:tc>
-          <w:tcPr>
-            <w:tcW w:type="dxa" w:w="964"/>
-          </w:tcPr>
-          <w:p>
-            <w:r>
-              <w:rPr>
-                <w:b/>
-                <w:i w:val="0"/>
-                <w:color w:val="EA580C"/>
-                <w:sz w:val="16"/>
-              </w:rPr>
-              <w:t>Moyenne</w:t>
-            </w:r>
-          </w:p>
-        </w:tc>
-        <w:tc>
-          <w:tcPr>
-            <w:tcW w:type="dxa" w:w="1247"/>
-          </w:tcPr>
-          <w:p>
-            <w:r>
-              <w:rPr>
-                <w:b/>
-                <w:i w:val="0"/>
-                <w:sz w:val="16"/>
-              </w:rPr>
-              <w:t>S01</w:t>
-              <w:br/>
-            </w:r>
-            <w:r>
-              <w:rPr>
-                <w:b w:val="0"/>
-                <w:i w:val="0"/>
-                <w:color w:val="64748B"/>
-                <w:sz w:val="14"/>
-              </w:rPr>
-              <w:t>Démographie</w:t>
-            </w:r>
-          </w:p>
-        </w:tc>
-        <w:tc>
-          <w:tcPr>
-            <w:tcW w:type="dxa" w:w="1531"/>
-          </w:tcPr>
-          <w:p>
-            <w:r>
-              <w:rPr>
-                <w:b/>
-                <w:i w:val="0"/>
-                <w:color w:val="16A34A"/>
-                <w:sz w:val="16"/>
-              </w:rPr>
-              <w:t>s00q27, s01q03a, s01q03b, s01q03c, s01q00b</w:t>
-            </w:r>
-          </w:p>
-        </w:tc>
-        <w:tc>
-          <w:tcPr>
-            <w:tcW w:type="dxa" w:w="1191"/>
-          </w:tcPr>
-          <w:p>
-            <w:r>
-              <w:rPr>
-                <w:b w:val="0"/>
-                <w:i w:val="0"/>
-                <w:color w:val="64748B"/>
-                <w:sz w:val="16"/>
-              </w:rPr>
-              <w:t>GT-CQ</w:t>
-            </w:r>
-          </w:p>
-        </w:tc>
-        <w:tc>
-          <w:tcPr>
-            <w:tcW w:type="dxa" w:w="4706"/>
-          </w:tcPr>
-          <w:p>
-            <w:r>
-              <w:rPr>
-                <w:b w:val="0"/>
-                <w:i w:val="0"/>
-                <w:sz w:val="17"/>
-              </w:rPr>
-              <w:t>Les informations sur l'acte de naissance (ni Jours, ni mois et ni années) de  FALLOU TOURE  manquent, s'il vous plait pouvez-vous fournir d'effort pour avoir ces informations.</w:t>
-            </w:r>
-          </w:p>
-        </w:tc>
-      </w:tr>
-      <w:tr>
-        <w:tc>
-          <w:tcPr>
-            <w:tcW w:type="dxa" w:w="964"/>
-          </w:tcPr>
-          <w:p>
-            <w:r>
-              <w:rPr>
-                <w:b/>
-                <w:i w:val="0"/>
-                <w:color w:val="EA580C"/>
-                <w:sz w:val="16"/>
-              </w:rPr>
-              <w:t>Moyenne</w:t>
-            </w:r>
-          </w:p>
-        </w:tc>
-        <w:tc>
-          <w:tcPr>
-            <w:tcW w:type="dxa" w:w="1247"/>
-          </w:tcPr>
-          <w:p>
-            <w:r>
-              <w:rPr>
-                <w:b/>
-                <w:i w:val="0"/>
-                <w:sz w:val="16"/>
-              </w:rPr>
-              <w:t>S01</w:t>
-              <w:br/>
-            </w:r>
-            <w:r>
-              <w:rPr>
-                <w:b w:val="0"/>
-                <w:i w:val="0"/>
-                <w:color w:val="64748B"/>
-                <w:sz w:val="14"/>
-              </w:rPr>
-              <w:t>Démographie</w:t>
-            </w:r>
-          </w:p>
-        </w:tc>
-        <w:tc>
-          <w:tcPr>
-            <w:tcW w:type="dxa" w:w="1531"/>
-          </w:tcPr>
-          <w:p>
-            <w:r>
-              <w:rPr>
-                <w:b/>
-                <w:i w:val="0"/>
-                <w:color w:val="16A34A"/>
-                <w:sz w:val="16"/>
-              </w:rPr>
-              <w:t>s00q27, s01q03a, s01q03b, s01q03c, s01q00b</w:t>
-            </w:r>
-          </w:p>
-        </w:tc>
-        <w:tc>
-          <w:tcPr>
-            <w:tcW w:type="dxa" w:w="1191"/>
-          </w:tcPr>
-          <w:p>
-            <w:r>
-              <w:rPr>
-                <w:b w:val="0"/>
-                <w:i w:val="0"/>
-                <w:color w:val="64748B"/>
-                <w:sz w:val="16"/>
-              </w:rPr>
-              <w:t>GT-CQ</w:t>
-            </w:r>
-          </w:p>
-        </w:tc>
-        <w:tc>
-          <w:tcPr>
-            <w:tcW w:type="dxa" w:w="4706"/>
-          </w:tcPr>
-          <w:p>
-            <w:r>
-              <w:rPr>
-                <w:b w:val="0"/>
-                <w:i w:val="0"/>
-                <w:sz w:val="17"/>
-              </w:rPr>
-              <w:t>Les informations sur l'acte de naissance (ni Jours, ni mois et ni années) de  MATAR TOURE  manquent, s'il vous plait pouvez-vous fournir d'effort pour avoir ces informations.</w:t>
-            </w:r>
-          </w:p>
-        </w:tc>
-      </w:tr>
-      <w:tr>
-        <w:tc>
-          <w:tcPr>
-            <w:tcW w:type="dxa" w:w="964"/>
-          </w:tcPr>
-          <w:p>
-            <w:r>
-              <w:rPr>
-                <w:b/>
-                <w:i w:val="0"/>
-                <w:color w:val="EA580C"/>
-                <w:sz w:val="16"/>
-              </w:rPr>
-              <w:t>Moyenne</w:t>
-            </w:r>
-          </w:p>
-        </w:tc>
-        <w:tc>
-          <w:tcPr>
-            <w:tcW w:type="dxa" w:w="1247"/>
-          </w:tcPr>
-          <w:p>
-            <w:r>
-              <w:rPr>
-                <w:b/>
-                <w:i w:val="0"/>
-                <w:sz w:val="16"/>
-              </w:rPr>
-              <w:t>S01</w:t>
-              <w:br/>
-            </w:r>
-            <w:r>
-              <w:rPr>
-                <w:b w:val="0"/>
-                <w:i w:val="0"/>
-                <w:color w:val="64748B"/>
-                <w:sz w:val="14"/>
-              </w:rPr>
-              <w:t>Démographie</w:t>
-            </w:r>
-          </w:p>
-        </w:tc>
-        <w:tc>
-          <w:tcPr>
-            <w:tcW w:type="dxa" w:w="1531"/>
-          </w:tcPr>
-          <w:p>
-            <w:r>
-              <w:rPr>
-                <w:b/>
-                <w:i w:val="0"/>
-                <w:color w:val="16A34A"/>
-                <w:sz w:val="16"/>
-              </w:rPr>
-              <w:t>s00q27, s01q03a, s01q03b, s01q03c, s01q00b</w:t>
-            </w:r>
-          </w:p>
-        </w:tc>
-        <w:tc>
-          <w:tcPr>
-            <w:tcW w:type="dxa" w:w="1191"/>
-          </w:tcPr>
-          <w:p>
-            <w:r>
-              <w:rPr>
-                <w:b w:val="0"/>
-                <w:i w:val="0"/>
-                <w:color w:val="64748B"/>
-                <w:sz w:val="16"/>
-              </w:rPr>
-              <w:t>GT-CQ</w:t>
-            </w:r>
-          </w:p>
-        </w:tc>
-        <w:tc>
-          <w:tcPr>
-            <w:tcW w:type="dxa" w:w="4706"/>
-          </w:tcPr>
-          <w:p>
-            <w:r>
-              <w:rPr>
-                <w:b w:val="0"/>
-                <w:i w:val="0"/>
-                <w:sz w:val="17"/>
-              </w:rPr>
-              <w:t>Les informations sur l'acte de naissance (ni Jours, ni mois et ni années) de  MBAYE TOURE  manquent, s'il vous plait pouvez-vous fournir d'effort pour avoir ces informations.</w:t>
-            </w:r>
-          </w:p>
-        </w:tc>
-      </w:tr>
-      <w:tr>
-        <w:tc>
-          <w:tcPr>
-            <w:tcW w:type="dxa" w:w="964"/>
-          </w:tcPr>
-          <w:p>
-            <w:r>
-              <w:rPr>
-                <w:b/>
-                <w:i w:val="0"/>
-                <w:color w:val="EA580C"/>
-                <w:sz w:val="16"/>
-              </w:rPr>
-              <w:t>Moyenne</w:t>
-            </w:r>
-          </w:p>
-        </w:tc>
-        <w:tc>
-          <w:tcPr>
-            <w:tcW w:type="dxa" w:w="1247"/>
-          </w:tcPr>
-          <w:p>
-            <w:r>
-              <w:rPr>
-                <w:b/>
-                <w:i w:val="0"/>
-                <w:sz w:val="16"/>
-              </w:rPr>
-              <w:t>S01</w:t>
-              <w:br/>
-            </w:r>
-            <w:r>
-              <w:rPr>
-                <w:b w:val="0"/>
-                <w:i w:val="0"/>
-                <w:color w:val="64748B"/>
-                <w:sz w:val="14"/>
-              </w:rPr>
-              <w:t>Démographie</w:t>
-            </w:r>
-          </w:p>
-        </w:tc>
-        <w:tc>
-          <w:tcPr>
-            <w:tcW w:type="dxa" w:w="1531"/>
-          </w:tcPr>
-          <w:p>
-            <w:r>
-              <w:rPr>
-                <w:b/>
-                <w:i w:val="0"/>
-                <w:color w:val="16A34A"/>
-                <w:sz w:val="16"/>
-              </w:rPr>
-              <w:t>s00q27, s01q03a, s01q03b, s01q03c, s01q00b</w:t>
-            </w:r>
-          </w:p>
-        </w:tc>
-        <w:tc>
-          <w:tcPr>
-            <w:tcW w:type="dxa" w:w="1191"/>
-          </w:tcPr>
-          <w:p>
-            <w:r>
-              <w:rPr>
-                <w:b w:val="0"/>
-                <w:i w:val="0"/>
-                <w:color w:val="64748B"/>
-                <w:sz w:val="16"/>
-              </w:rPr>
-              <w:t>GT-CQ</w:t>
-            </w:r>
-          </w:p>
-        </w:tc>
-        <w:tc>
-          <w:tcPr>
-            <w:tcW w:type="dxa" w:w="4706"/>
-          </w:tcPr>
-          <w:p>
-            <w:r>
-              <w:rPr>
-                <w:b w:val="0"/>
-                <w:i w:val="0"/>
-                <w:sz w:val="17"/>
-              </w:rPr>
-              <w:t>Les informations sur l'acte de naissance (ni Jours, ni mois et ni années) de  NDEYE MATY TOURE  manquent, s'il vous plait pouvez-vous fournir d'effort pour avoir ces informations.</w:t>
-            </w:r>
-          </w:p>
-        </w:tc>
-      </w:tr>
-      <w:tr>
-        <w:tc>
-          <w:tcPr>
-            <w:tcW w:type="dxa" w:w="964"/>
-          </w:tcPr>
-          <w:p>
-            <w:r>
-              <w:rPr>
-                <w:b/>
-                <w:i w:val="0"/>
-                <w:color w:val="EA580C"/>
-                <w:sz w:val="16"/>
-              </w:rPr>
-              <w:t>Moyenne</w:t>
-            </w:r>
-          </w:p>
-        </w:tc>
-        <w:tc>
-          <w:tcPr>
-            <w:tcW w:type="dxa" w:w="1247"/>
-          </w:tcPr>
-          <w:p>
-            <w:r>
-              <w:rPr>
-                <w:b/>
-                <w:i w:val="0"/>
-                <w:sz w:val="16"/>
-              </w:rPr>
-              <w:t>S01</w:t>
-              <w:br/>
-            </w:r>
-            <w:r>
-              <w:rPr>
-                <w:b w:val="0"/>
-                <w:i w:val="0"/>
-                <w:color w:val="64748B"/>
-                <w:sz w:val="14"/>
-              </w:rPr>
-              <w:t>Démographie</w:t>
-            </w:r>
-          </w:p>
-        </w:tc>
-        <w:tc>
-          <w:tcPr>
-            <w:tcW w:type="dxa" w:w="1531"/>
-          </w:tcPr>
-          <w:p>
-            <w:r>
-              <w:rPr>
-                <w:b/>
-                <w:i w:val="0"/>
-                <w:color w:val="16A34A"/>
-                <w:sz w:val="16"/>
-              </w:rPr>
-              <w:t>s00q27, s01q03a, s01q03b, s01q03c, s01q00b</w:t>
-            </w:r>
-          </w:p>
-        </w:tc>
-        <w:tc>
-          <w:tcPr>
-            <w:tcW w:type="dxa" w:w="1191"/>
-          </w:tcPr>
-          <w:p>
-            <w:r>
-              <w:rPr>
-                <w:b w:val="0"/>
-                <w:i w:val="0"/>
-                <w:color w:val="64748B"/>
-                <w:sz w:val="16"/>
-              </w:rPr>
-              <w:t>GT-CQ</w:t>
-            </w:r>
-          </w:p>
-        </w:tc>
-        <w:tc>
-          <w:tcPr>
-            <w:tcW w:type="dxa" w:w="4706"/>
-          </w:tcPr>
-          <w:p>
-            <w:r>
-              <w:rPr>
-                <w:b w:val="0"/>
-                <w:i w:val="0"/>
-                <w:sz w:val="17"/>
-              </w:rPr>
-              <w:t>Les informations sur l'acte de naissance (ni Jours, ni mois et ni années) de  SERIGNE MOR TOURE  manquent, s'il vous plait pouvez-vous fournir d'effort pour avoir ces informations.</w:t>
-            </w:r>
-          </w:p>
-        </w:tc>
-      </w:tr>
-      <w:tr>
-        <w:tc>
-          <w:tcPr>
-            <w:tcW w:type="dxa" w:w="964"/>
-          </w:tcPr>
-          <w:p>
-            <w:r>
-              <w:rPr>
-                <w:b/>
-                <w:i w:val="0"/>
-                <w:color w:val="EA580C"/>
-                <w:sz w:val="16"/>
-              </w:rPr>
-              <w:t>Moyenne</w:t>
-            </w:r>
-          </w:p>
-        </w:tc>
-        <w:tc>
-          <w:tcPr>
-            <w:tcW w:type="dxa" w:w="1247"/>
-          </w:tcPr>
-          <w:p>
-            <w:r>
-              <w:rPr>
-                <w:b/>
-                <w:i w:val="0"/>
-                <w:sz w:val="16"/>
-              </w:rPr>
-              <w:t>S01</w:t>
-              <w:br/>
-            </w:r>
-            <w:r>
-              <w:rPr>
-                <w:b w:val="0"/>
-                <w:i w:val="0"/>
-                <w:color w:val="64748B"/>
-                <w:sz w:val="14"/>
-              </w:rPr>
-              <w:t>Démographie</w:t>
-            </w:r>
-          </w:p>
-        </w:tc>
-        <w:tc>
-          <w:tcPr>
-            <w:tcW w:type="dxa" w:w="1531"/>
-          </w:tcPr>
-          <w:p>
-            <w:r>
-              <w:rPr>
-                <w:b/>
-                <w:i w:val="0"/>
-                <w:color w:val="16A34A"/>
-                <w:sz w:val="16"/>
-              </w:rPr>
-              <w:t>s00q27, s01q03a, s01q03b, s01q03c, s01q00b</w:t>
-            </w:r>
-          </w:p>
-        </w:tc>
-        <w:tc>
-          <w:tcPr>
-            <w:tcW w:type="dxa" w:w="1191"/>
-          </w:tcPr>
-          <w:p>
-            <w:r>
-              <w:rPr>
-                <w:b w:val="0"/>
-                <w:i w:val="0"/>
-                <w:color w:val="64748B"/>
-                <w:sz w:val="16"/>
-              </w:rPr>
-              <w:t>GT-CQ</w:t>
-            </w:r>
-          </w:p>
-        </w:tc>
-        <w:tc>
-          <w:tcPr>
-            <w:tcW w:type="dxa" w:w="4706"/>
-          </w:tcPr>
-          <w:p>
-            <w:r>
-              <w:rPr>
-                <w:b w:val="0"/>
-                <w:i w:val="0"/>
-                <w:sz w:val="17"/>
-              </w:rPr>
-              <w:t>Les informations sur l'acte de naissance (ni Jours, ni mois et ni années) de  SOKHNA FATY TOURE  manquent, s'il vous plait pouvez-vous fournir d'effort pour avoir ces informations.</w:t>
-            </w:r>
-          </w:p>
-        </w:tc>
-      </w:tr>
-      <w:tr>
-        <w:tc>
-          <w:tcPr>
-            <w:tcW w:type="dxa" w:w="964"/>
-          </w:tcPr>
-          <w:p>
-            <w:r>
-              <w:rPr>
-                <w:b/>
-                <w:i w:val="0"/>
-                <w:color w:val="EA580C"/>
-                <w:sz w:val="16"/>
-              </w:rPr>
-              <w:t>Moyenne</w:t>
-            </w:r>
-          </w:p>
-        </w:tc>
-        <w:tc>
-          <w:tcPr>
-            <w:tcW w:type="dxa" w:w="1247"/>
-          </w:tcPr>
-          <w:p>
-            <w:r>
-              <w:rPr>
-                <w:b/>
-                <w:i w:val="0"/>
-                <w:sz w:val="16"/>
-              </w:rPr>
-              <w:t>S01</w:t>
-              <w:br/>
-            </w:r>
-            <w:r>
-              <w:rPr>
-                <w:b w:val="0"/>
-                <w:i w:val="0"/>
-                <w:color w:val="64748B"/>
-                <w:sz w:val="14"/>
-              </w:rPr>
-              <w:t>Démographie</w:t>
-            </w:r>
-          </w:p>
-        </w:tc>
-        <w:tc>
-          <w:tcPr>
-            <w:tcW w:type="dxa" w:w="1531"/>
-          </w:tcPr>
-          <w:p>
-            <w:r>
-              <w:rPr>
-                <w:b/>
-                <w:i w:val="0"/>
-                <w:color w:val="16A34A"/>
-                <w:sz w:val="16"/>
-              </w:rPr>
-              <w:t>s01q04a, s01q03b</w:t>
-            </w:r>
-          </w:p>
-        </w:tc>
-        <w:tc>
-          <w:tcPr>
-            <w:tcW w:type="dxa" w:w="1191"/>
-          </w:tcPr>
-          <w:p>
-            <w:r>
-              <w:rPr>
-                <w:b w:val="0"/>
-                <w:i w:val="0"/>
-                <w:color w:val="64748B"/>
-                <w:sz w:val="16"/>
-              </w:rPr>
-              <w:t>GT-CQ</w:t>
-            </w:r>
-          </w:p>
-        </w:tc>
-        <w:tc>
-          <w:tcPr>
-            <w:tcW w:type="dxa" w:w="4706"/>
-          </w:tcPr>
-          <w:p>
-            <w:r>
-              <w:rPr>
-                <w:b w:val="0"/>
-                <w:i w:val="0"/>
-                <w:sz w:val="17"/>
-              </w:rPr>
-              <w:t>Le mois de l'enfant ( SOKHNA FATY TOURE ) n'est pas connu mais vous avez declaré en s01q04a le nombre de mois, prière de changer NSP au niveau de s01q03b.</w:t>
-            </w:r>
-          </w:p>
-        </w:tc>
-      </w:tr>
-      <w:tr>
-        <w:tc>
-          <w:tcPr>
-            <w:tcW w:type="dxa" w:w="964"/>
-          </w:tcPr>
-          <w:p>
-            <w:r>
-              <w:rPr>
-                <w:b/>
-                <w:i w:val="0"/>
-                <w:color w:val="EA580C"/>
-                <w:sz w:val="16"/>
-              </w:rPr>
-              <w:t>Moyenne</w:t>
-            </w:r>
-          </w:p>
-        </w:tc>
-        <w:tc>
-          <w:tcPr>
-            <w:tcW w:type="dxa" w:w="1247"/>
-          </w:tcPr>
-          <w:p>
-            <w:r>
-              <w:rPr>
-                <w:b/>
-                <w:i w:val="0"/>
-                <w:sz w:val="16"/>
-              </w:rPr>
-              <w:t>S01</w:t>
-              <w:br/>
-            </w:r>
-            <w:r>
-              <w:rPr>
-                <w:b w:val="0"/>
-                <w:i w:val="0"/>
-                <w:color w:val="64748B"/>
-                <w:sz w:val="14"/>
-              </w:rPr>
-              <w:t>Démographie</w:t>
-            </w:r>
-          </w:p>
-        </w:tc>
-        <w:tc>
-          <w:tcPr>
-            <w:tcW w:type="dxa" w:w="1531"/>
-          </w:tcPr>
-          <w:p>
-            <w:r>
-              <w:rPr>
-                <w:b/>
-                <w:i w:val="0"/>
-                <w:color w:val="16A34A"/>
-                <w:sz w:val="16"/>
-              </w:rPr>
               <w:t>s01q10_1</w:t>
             </w:r>
           </w:p>
@@ -1926,96 +1116,6 @@
                 <w:sz w:val="17"/>
               </w:rPr>
               <w:t>La taille du ménage lors de l'enquête principale (4) de ce ménage est inférieur à la taille du denombrement (7), prière de fournir des explications concrètes ou aller revisiter le ménage.</w:t>
-            </w:r>
-          </w:p>
-        </w:tc>
-      </w:tr>
-      <w:tr>
-        <w:tc>
-          <w:tcPr>
-            <w:tcW w:type="dxa" w:w="964"/>
-          </w:tcPr>
-          <w:p>
-            <w:r>
-              <w:rPr>
-                <w:b/>
-                <w:i w:val="0"/>
-                <w:color w:val="EA580C"/>
-                <w:sz w:val="16"/>
-              </w:rPr>
-              <w:t>Moyenne</w:t>
-            </w:r>
-          </w:p>
-        </w:tc>
-        <w:tc>
-          <w:tcPr>
-            <w:tcW w:type="dxa" w:w="1247"/>
-          </w:tcPr>
-          <w:p>
-            <w:r>
-              <w:rPr>
-                <w:b/>
-                <w:i w:val="0"/>
-                <w:sz w:val="16"/>
-              </w:rPr>
-              <w:t>S03</w:t>
-              <w:br/>
-            </w:r>
-            <w:r>
-              <w:rPr>
-                <w:b w:val="0"/>
-                <w:i w:val="0"/>
-                <w:color w:val="64748B"/>
-                <w:sz w:val="14"/>
-              </w:rPr>
-              <w:t>Santé</w:t>
-            </w:r>
-          </w:p>
-        </w:tc>
-        <w:tc>
-          <w:tcPr>
-            <w:tcW w:type="dxa" w:w="1531"/>
-          </w:tcPr>
-          <w:p>
-            <w:r>
-              <w:rPr>
-                <w:b/>
-                <w:i w:val="0"/>
-                <w:color w:val="16A34A"/>
-                <w:sz w:val="16"/>
-              </w:rPr>
-              <w:t>s01q02, s01q12, s01q13, s02q03__2, s03q01, s01q00b</w:t>
-            </w:r>
-          </w:p>
-        </w:tc>
-        <w:tc>
-          <w:tcPr>
-            <w:tcW w:type="dxa" w:w="1191"/>
-          </w:tcPr>
-          <w:p>
-            <w:r>
-              <w:rPr>
-                <w:b w:val="0"/>
-                <w:i w:val="0"/>
-                <w:color w:val="64748B"/>
-                <w:sz w:val="16"/>
-              </w:rPr>
-              <w:t>GT-CQ</w:t>
-            </w:r>
-          </w:p>
-        </w:tc>
-        <w:tc>
-          <w:tcPr>
-            <w:tcW w:type="dxa" w:w="4706"/>
-          </w:tcPr>
-          <w:p>
-            <w:r>
-              <w:rPr>
-                <w:b w:val="0"/>
-                <w:i w:val="0"/>
-                <w:sz w:val="17"/>
-              </w:rPr>
-              <w:t>La section n'est pas renseignée pour MBENE DIA, prière de la renseigner.</w:t>
             </w:r>
           </w:p>
         </w:tc>
@@ -3110,96 +2210,6 @@
               <w:rPr>
                 <w:b/>
                 <w:i w:val="0"/>
-                <w:color w:val="EA580C"/>
-                <w:sz w:val="16"/>
-              </w:rPr>
-              <w:t>Moyenne</w:t>
-            </w:r>
-          </w:p>
-        </w:tc>
-        <w:tc>
-          <w:tcPr>
-            <w:tcW w:type="dxa" w:w="1247"/>
-          </w:tcPr>
-          <w:p>
-            <w:r>
-              <w:rPr>
-                <w:b/>
-                <w:i w:val="0"/>
-                <w:sz w:val="16"/>
-              </w:rPr>
-              <w:t>S13</w:t>
-              <w:br/>
-            </w:r>
-            <w:r>
-              <w:rPr>
-                <w:b w:val="0"/>
-                <w:i w:val="0"/>
-                <w:color w:val="64748B"/>
-                <w:sz w:val="14"/>
-              </w:rPr>
-              <w:t>Transferts</w:t>
-            </w:r>
-          </w:p>
-        </w:tc>
-        <w:tc>
-          <w:tcPr>
-            <w:tcW w:type="dxa" w:w="1531"/>
-          </w:tcPr>
-          <w:p>
-            <w:r>
-              <w:rPr>
-                <w:b/>
-                <w:i w:val="0"/>
-                <w:color w:val="16A34A"/>
-                <w:sz w:val="16"/>
-              </w:rPr>
-              <w:t>s00q07a, s00q08, s00q10, s00q13_0, s00q15_0, s00q17_0, s00q23a, s00q23b</w:t>
-            </w:r>
-          </w:p>
-        </w:tc>
-        <w:tc>
-          <w:tcPr>
-            <w:tcW w:type="dxa" w:w="1191"/>
-          </w:tcPr>
-          <w:p>
-            <w:r>
-              <w:rPr>
-                <w:b w:val="0"/>
-                <w:i w:val="0"/>
-                <w:color w:val="64748B"/>
-                <w:sz w:val="16"/>
-              </w:rPr>
-              <w:t>GT-CQ</w:t>
-            </w:r>
-          </w:p>
-        </w:tc>
-        <w:tc>
-          <w:tcPr>
-            <w:tcW w:type="dxa" w:w="4706"/>
-          </w:tcPr>
-          <w:p>
-            <w:r>
-              <w:rPr>
-                <w:b w:val="0"/>
-                <w:i w:val="0"/>
-                <w:sz w:val="17"/>
-              </w:rPr>
-              <w:t>L'enquêteur prière de fournir d'effort pour avoir le niveau d'étude et l'âge de celui qui a béneficié de l'argent dans la section 13b (Transfert emis).</w:t>
-            </w:r>
-          </w:p>
-        </w:tc>
-      </w:tr>
-      <w:tr>
-        <w:tc>
-          <w:tcPr>
-            <w:tcW w:type="dxa" w:w="964"/>
-          </w:tcPr>
-          <w:p>
-            <w:r>
-              <w:rPr>
-                <w:b/>
-                <w:i w:val="0"/>
                 <w:color w:val="CA8A04"/>
                 <w:sz w:val="16"/>
               </w:rPr>
